--- a/Rental Risk.docx
+++ b/Rental Risk.docx
@@ -13697,7 +13697,7 @@
     </w:p>
     <w:p>
       <w:r>
-        <w:t>Final Score = (0.6 × Weighted Score) + (0.4 × (1 - ML Probability))</w:t>
+        <w:t>Final Score = (0.6 × Weighted Score) + (0.4 × (ML Probability))</w:t>
       </w:r>
     </w:p>
     <w:p>
